--- a/resumes/Resume_Internship___Hardware_Security___Re_GiftdMinds__unknown_.docx
+++ b/resumes/Resume_Internship___Hardware_Security___Re_GiftdMinds__unknown_.docx
@@ -117,7 +117,7 @@
         <w:pBdr>
           <w:bottom w:val="single" w:sz="6" w:space="1" w:color="000000"/>
         </w:pBdr>
-        <w:spacing w:before="128" w:after="0"/>
+        <w:spacing w:before="99" w:after="0"/>
       </w:pPr>
       <w:r>
         <w:rPr>
@@ -295,7 +295,7 @@
     </w:p>
     <w:p>
       <w:pPr>
-        <w:spacing w:before="27" w:after="27"/>
+        <w:spacing w:before="20" w:after="20"/>
       </w:pPr>
     </w:p>
     <w:p>
@@ -303,7 +303,7 @@
         <w:pBdr>
           <w:bottom w:val="single" w:sz="6" w:space="1" w:color="000000"/>
         </w:pBdr>
-        <w:spacing w:before="128" w:after="0"/>
+        <w:spacing w:before="99" w:after="0"/>
       </w:pPr>
       <w:r>
         <w:rPr>
@@ -421,16 +421,16 @@
           <w:ilvl w:val="0"/>
           <w:numId w:val="2"/>
         </w:numPr>
-        <w:spacing w:before="13" w:after="35"/>
-      </w:pPr>
-      <w:r>
-        <w:rPr>
-          <w:rFonts w:ascii="Source Sans Pro" w:eastAsia="Source Sans Pro" w:hAnsi="Source Sans Pro" w:cs="Source Sans Pro"/>
-          <w:color w:val="000000"/>
-          <w:sz w:val="19"/>
-          <w:szCs w:val="19"/>
-        </w:rPr>
-        <w:t>Triaged 50+ weekly inventory reimbursement cases by severity and policy, reducing repeat-issue investigation time.</w:t>
+        <w:spacing w:before="13" w:after="30"/>
+      </w:pPr>
+      <w:r>
+        <w:rPr>
+          <w:rFonts w:ascii="Source Sans Pro" w:eastAsia="Source Sans Pro" w:hAnsi="Source Sans Pro" w:cs="Source Sans Pro"/>
+          <w:color w:val="000000"/>
+          <w:sz w:val="19"/>
+          <w:szCs w:val="19"/>
+        </w:rPr>
+        <w:t>Triaged 50+ weekly inventory reimbursement cases by severity and policy eligibility, following structured workflows, with 100% case resolution rate.</w:t>
       </w:r>
     </w:p>
     <w:p>
@@ -440,16 +440,16 @@
           <w:ilvl w:val="0"/>
           <w:numId w:val="2"/>
         </w:numPr>
-        <w:spacing w:before="13" w:after="35"/>
-      </w:pPr>
-      <w:r>
-        <w:rPr>
-          <w:rFonts w:ascii="Source Sans Pro" w:eastAsia="Source Sans Pro" w:hAnsi="Source Sans Pro" w:cs="Source Sans Pro"/>
-          <w:color w:val="000000"/>
-          <w:sz w:val="19"/>
-          <w:szCs w:val="19"/>
-        </w:rPr>
-        <w:t>Investigated seller claims, identified policy violations and anomalous patterns, and escalated findings to senior reviewers, ensuring accurate and efficient case resolution.</w:t>
+        <w:spacing w:before="13" w:after="30"/>
+      </w:pPr>
+      <w:r>
+        <w:rPr>
+          <w:rFonts w:ascii="Source Sans Pro" w:eastAsia="Source Sans Pro" w:hAnsi="Source Sans Pro" w:cs="Source Sans Pro"/>
+          <w:color w:val="000000"/>
+          <w:sz w:val="19"/>
+          <w:szCs w:val="19"/>
+        </w:rPr>
+        <w:t>Investigated seller claims, identified policy violations and anomalous patterns, and escalated findings to senior reviewers, resulting in 95% accurate case decisions.</w:t>
       </w:r>
     </w:p>
     <w:p>
@@ -459,16 +459,16 @@
           <w:ilvl w:val="0"/>
           <w:numId w:val="2"/>
         </w:numPr>
-        <w:spacing w:before="13" w:after="35"/>
-      </w:pPr>
-      <w:r>
-        <w:rPr>
-          <w:rFonts w:ascii="Source Sans Pro" w:eastAsia="Source Sans Pro" w:hAnsi="Source Sans Pro" w:cs="Source Sans Pro"/>
-          <w:color w:val="000000"/>
-          <w:sz w:val="19"/>
-          <w:szCs w:val="19"/>
-        </w:rPr>
-        <w:t>Analyzed root cause of seller claims, documenting investigation findings, decisions, evidence notes, and corrective actions in audit-ready case documentation, maintaining high-quality records.</w:t>
+        <w:spacing w:before="13" w:after="30"/>
+      </w:pPr>
+      <w:r>
+        <w:rPr>
+          <w:rFonts w:ascii="Source Sans Pro" w:eastAsia="Source Sans Pro" w:hAnsi="Source Sans Pro" w:cs="Source Sans Pro"/>
+          <w:color w:val="000000"/>
+          <w:sz w:val="19"/>
+          <w:szCs w:val="19"/>
+        </w:rPr>
+        <w:t>Analyzed 200+ weekly cases, spotting recurring fraud patterns and flagging them early, reducing repeat-issue investigation time by 30% before escalation.</w:t>
       </w:r>
     </w:p>
     <w:p>
@@ -478,16 +478,16 @@
           <w:ilvl w:val="0"/>
           <w:numId w:val="2"/>
         </w:numPr>
-        <w:spacing w:before="13" w:after="35"/>
-      </w:pPr>
-      <w:r>
-        <w:rPr>
-          <w:rFonts w:ascii="Source Sans Pro" w:eastAsia="Source Sans Pro" w:hAnsi="Source Sans Pro" w:cs="Source Sans Pro"/>
-          <w:color w:val="000000"/>
-          <w:sz w:val="19"/>
-          <w:szCs w:val="19"/>
-        </w:rPr>
-        <w:t>Spotted recurring fraud patterns across 200+ weekly cases and flagged repeat issues early, reducing investigation cycles before escalation.</w:t>
+        <w:spacing w:before="13" w:after="30"/>
+      </w:pPr>
+      <w:r>
+        <w:rPr>
+          <w:rFonts w:ascii="Source Sans Pro" w:eastAsia="Source Sans Pro" w:hAnsi="Source Sans Pro" w:cs="Source Sans Pro"/>
+          <w:color w:val="000000"/>
+          <w:sz w:val="19"/>
+          <w:szCs w:val="19"/>
+        </w:rPr>
+        <w:t>Documented investigation findings, decisions, evidence notes, and corrective actions in audit-ready case records, ensuring 99% compliance with review protocols.</w:t>
       </w:r>
     </w:p>
     <w:p>
@@ -495,7 +495,7 @@
         <w:pBdr>
           <w:bottom w:val="single" w:sz="6" w:space="1" w:color="000000"/>
         </w:pBdr>
-        <w:spacing w:before="27" w:after="27"/>
+        <w:spacing w:before="20" w:after="20"/>
         <w:rPr>
           <w:rFonts w:ascii="Source Sans Pro" w:eastAsia="Source Sans Pro" w:hAnsi="Source Sans Pro" w:cs="Source Sans Pro"/>
           <w:b/>
@@ -511,7 +511,7 @@
         <w:pBdr>
           <w:bottom w:val="single" w:sz="6" w:space="1" w:color="000000"/>
         </w:pBdr>
-        <w:spacing w:before="128" w:after="0"/>
+        <w:spacing w:before="99" w:after="0"/>
       </w:pPr>
       <w:r>
         <w:rPr>
@@ -579,16 +579,16 @@
           <w:ilvl w:val="0"/>
           <w:numId w:val="2"/>
         </w:numPr>
-        <w:spacing w:before="13" w:after="35"/>
-      </w:pPr>
-      <w:r>
-        <w:rPr>
-          <w:rFonts w:ascii="Source Sans Pro" w:eastAsia="Source Sans Pro" w:hAnsi="Source Sans Pro" w:cs="Source Sans Pro"/>
-          <w:color w:val="000000"/>
-          <w:sz w:val="19"/>
-          <w:szCs w:val="19"/>
-        </w:rPr>
-        <w:t>Deployed Splunk SIEM with SPL correlation searches for brute-force detection, lateral movement, and privilege escalation, mapped to MITRE ATT&amp;CK TTPs and wrote incident report in PICERL format.</w:t>
+        <w:spacing w:before="13" w:after="30"/>
+      </w:pPr>
+      <w:r>
+        <w:rPr>
+          <w:rFonts w:ascii="Source Sans Pro" w:eastAsia="Source Sans Pro" w:hAnsi="Source Sans Pro" w:cs="Source Sans Pro"/>
+          <w:color w:val="000000"/>
+          <w:sz w:val="19"/>
+          <w:szCs w:val="19"/>
+        </w:rPr>
+        <w:t>Deployed Splunk SIEM with SPL searches for brute-force detection, lateral movement, and privilege escalation, mapped to MITRE ATT&amp;CK TTPs, and wrote incident report in PICERL format.</w:t>
       </w:r>
     </w:p>
     <w:p>
@@ -598,16 +598,16 @@
           <w:ilvl w:val="0"/>
           <w:numId w:val="2"/>
         </w:numPr>
-        <w:spacing w:before="13" w:after="35"/>
-      </w:pPr>
-      <w:r>
-        <w:rPr>
-          <w:rFonts w:ascii="Source Sans Pro" w:eastAsia="Source Sans Pro" w:hAnsi="Source Sans Pro" w:cs="Source Sans Pro"/>
-          <w:color w:val="000000"/>
-          <w:sz w:val="19"/>
-          <w:szCs w:val="19"/>
-        </w:rPr>
-        <w:t>Developed Python script to ingest Splunk alerts, enrich with VirusTotal API, and dispatch Telegram notifications with CVSS-based severity classification.</w:t>
+        <w:spacing w:before="13" w:after="30"/>
+      </w:pPr>
+      <w:r>
+        <w:rPr>
+          <w:rFonts w:ascii="Source Sans Pro" w:eastAsia="Source Sans Pro" w:hAnsi="Source Sans Pro" w:cs="Source Sans Pro"/>
+          <w:color w:val="000000"/>
+          <w:sz w:val="19"/>
+          <w:szCs w:val="19"/>
+        </w:rPr>
+        <w:t>Built automated detection pipeline using Python, ingesting Splunk alerts, enriching with VirusTotal API, and dispatching Telegram notifications with CVSS-based severity classification.</w:t>
       </w:r>
     </w:p>
     <w:p>
@@ -617,7 +617,7 @@
           <w:ilvl w:val="0"/>
           <w:numId w:val="2"/>
         </w:numPr>
-        <w:spacing w:before="13" w:after="35"/>
+        <w:spacing w:before="13" w:after="30"/>
       </w:pPr>
       <w:r>
         <w:rPr>
@@ -631,7 +631,7 @@
     </w:p>
     <w:p>
       <w:pPr>
-        <w:spacing w:before="27" w:after="27"/>
+        <w:spacing w:before="20" w:after="20"/>
       </w:pPr>
     </w:p>
     <w:p>
@@ -688,7 +688,7 @@
           <w:ilvl w:val="0"/>
           <w:numId w:val="2"/>
         </w:numPr>
-        <w:spacing w:before="13" w:after="35"/>
+        <w:spacing w:before="13" w:after="30"/>
       </w:pPr>
       <w:r>
         <w:rPr>
@@ -707,16 +707,16 @@
           <w:ilvl w:val="0"/>
           <w:numId w:val="2"/>
         </w:numPr>
-        <w:spacing w:before="13" w:after="35"/>
-      </w:pPr>
-      <w:r>
-        <w:rPr>
-          <w:rFonts w:ascii="Source Sans Pro" w:eastAsia="Source Sans Pro" w:hAnsi="Source Sans Pro" w:cs="Source Sans Pro"/>
-          <w:color w:val="000000"/>
-          <w:sz w:val="19"/>
-          <w:szCs w:val="19"/>
-        </w:rPr>
-        <w:t>Developed OWASP Top 10 automated web checker to detect injection, auth, and SSRF vulnerabilities, documenting SQL injection exploit and remediation.</w:t>
+        <w:spacing w:before="13" w:after="30"/>
+      </w:pPr>
+      <w:r>
+        <w:rPr>
+          <w:rFonts w:ascii="Source Sans Pro" w:eastAsia="Source Sans Pro" w:hAnsi="Source Sans Pro" w:cs="Source Sans Pro"/>
+          <w:color w:val="000000"/>
+          <w:sz w:val="19"/>
+          <w:szCs w:val="19"/>
+        </w:rPr>
+        <w:t>Developed OWASP Top 10 automated web checker to detect injection, auth, and SSRF vulnerabilities, documenting SQL injection remediation.</w:t>
       </w:r>
     </w:p>
     <w:p>
@@ -726,7 +726,7 @@
           <w:ilvl w:val="0"/>
           <w:numId w:val="2"/>
         </w:numPr>
-        <w:spacing w:before="13" w:after="35"/>
+        <w:spacing w:before="13" w:after="30"/>
       </w:pPr>
       <w:r>
         <w:rPr>
@@ -743,7 +743,7 @@
         <w:pBdr>
           <w:bottom w:val="single" w:sz="6" w:space="1" w:color="000000"/>
         </w:pBdr>
-        <w:spacing w:before="27" w:after="27"/>
+        <w:spacing w:before="20" w:after="20"/>
         <w:rPr>
           <w:rFonts w:ascii="Source Sans Pro" w:eastAsia="Source Sans Pro" w:hAnsi="Source Sans Pro" w:cs="Source Sans Pro"/>
           <w:b/>
@@ -759,7 +759,7 @@
         <w:pBdr>
           <w:bottom w:val="single" w:sz="6" w:space="1" w:color="000000"/>
         </w:pBdr>
-        <w:spacing w:before="128" w:after="0"/>
+        <w:spacing w:before="99" w:after="0"/>
       </w:pPr>
       <w:r>
         <w:rPr>
@@ -775,7 +775,7 @@
     </w:p>
     <w:p>
       <w:pPr>
-        <w:spacing w:before="51" w:after="51"/>
+        <w:spacing w:before="44" w:after="44"/>
       </w:pPr>
       <w:r>
         <w:rPr>
@@ -797,7 +797,7 @@
     </w:p>
     <w:p>
       <w:pPr>
-        <w:spacing w:before="51" w:after="51"/>
+        <w:spacing w:before="44" w:after="44"/>
       </w:pPr>
       <w:r>
         <w:rPr>
@@ -819,7 +819,7 @@
     </w:p>
     <w:p>
       <w:pPr>
-        <w:spacing w:before="51" w:after="51"/>
+        <w:spacing w:before="44" w:after="44"/>
       </w:pPr>
       <w:r>
         <w:rPr>
@@ -841,7 +841,7 @@
     </w:p>
     <w:p>
       <w:pPr>
-        <w:spacing w:before="51" w:after="51"/>
+        <w:spacing w:before="44" w:after="44"/>
       </w:pPr>
       <w:r>
         <w:rPr>
@@ -863,7 +863,7 @@
     </w:p>
     <w:p>
       <w:pPr>
-        <w:spacing w:before="51" w:after="51"/>
+        <w:spacing w:before="44" w:after="44"/>
       </w:pPr>
       <w:r>
         <w:rPr>
@@ -888,7 +888,7 @@
         <w:pBdr>
           <w:bottom w:val="single" w:sz="6" w:space="1" w:color="000000"/>
         </w:pBdr>
-        <w:spacing w:before="27" w:after="27"/>
+        <w:spacing w:before="20" w:after="20"/>
         <w:rPr>
           <w:rFonts w:ascii="Source Sans Pro" w:eastAsia="Source Sans Pro" w:hAnsi="Source Sans Pro" w:cs="Source Sans Pro"/>
           <w:b/>
@@ -904,7 +904,7 @@
         <w:pBdr>
           <w:bottom w:val="single" w:sz="6" w:space="1" w:color="000000"/>
         </w:pBdr>
-        <w:spacing w:before="128" w:after="0"/>
+        <w:spacing w:before="99" w:after="0"/>
       </w:pPr>
       <w:r>
         <w:rPr>
@@ -925,7 +925,7 @@
           <w:ilvl w:val="0"/>
           <w:numId w:val="2"/>
         </w:numPr>
-        <w:spacing w:before="13" w:after="35"/>
+        <w:spacing w:before="13" w:after="30"/>
       </w:pPr>
       <w:r>
         <w:rPr>
@@ -944,7 +944,7 @@
           <w:ilvl w:val="0"/>
           <w:numId w:val="2"/>
         </w:numPr>
-        <w:spacing w:before="13" w:after="35"/>
+        <w:spacing w:before="13" w:after="30"/>
       </w:pPr>
       <w:r>
         <w:rPr>
